--- a/docs/Feature Catalogue - IA Performance Dashboard v1.1.docx
+++ b/docs/Feature Catalogue - IA Performance Dashboard v1.1.docx
@@ -1018,7 +1018,7 @@
               <w:rPr>
                 <w:sz w:val="18"/>
               </w:rPr>
-              <w:t>Headline numbers for the exec and finance, on one screen</w:t>
+              <w:t>Headline numbers for the exec and finance, for the estate or one hub</w:t>
             </w:r>
           </w:p>
         </w:tc>
@@ -1036,7 +1036,7 @@
               <w:rPr>
                 <w:sz w:val="18"/>
               </w:rPr>
-              <w:t>Everyone</w:t>
+              <w:t>Everyone, scoped to their hub</w:t>
             </w:r>
           </w:p>
         </w:tc>
@@ -3630,7 +3630,7 @@
         <w:spacing w:after="120"/>
       </w:pPr>
       <w:r>
-        <w:t>One screen of headline numbers for the exec and finance. No slicer bar — it has its own period control, always anchored on the data-through date, never on today.</w:t>
+        <w:t>One screen of headline numbers for the exec and finance, for the whole estate or for a single hub. No slicer bar — it has its own period control and its own hub control, always anchored on the data-through date, never on today.</w:t>
       </w:r>
     </w:p>
     <w:p>
@@ -3638,7 +3638,32 @@
         <w:pStyle w:val="Heading2"/>
       </w:pPr>
       <w:r>
-        <w:t>10.1 Period control</w:t>
+        <w:t>10.1 Hub control</w:t>
+      </w:r>
+    </w:p>
+    <w:p>
+      <w:pPr>
+        <w:spacing w:after="120"/>
+      </w:pPr>
+      <w:r>
+        <w:t xml:space="preserve">A control beside the period control offering </w:t>
+      </w:r>
+      <w:r>
+        <w:rPr>
+          <w:b/>
+        </w:rPr>
+        <w:t>Estate</w:t>
+      </w:r>
+      <w:r>
+        <w:t xml:space="preserve"> plus every hub. A hub lead or business user (anyone scoped to one or more hubs) sees only their own hub(s) and no Estate option, defaulting to their first hub; an admin or CoE-wide user sees Estate plus every hub, defaulting to Estate. The choice is remembered per signed-in user. Selecting a hub re-scopes every figure on the page — KPIs, operations, estate health, the table, movers and the briefing — to that hub alone; nothing here compares hubs against each other.</w:t>
+      </w:r>
+    </w:p>
+    <w:p>
+      <w:pPr>
+        <w:pStyle w:val="Heading2"/>
+      </w:pPr>
+      <w:r>
+        <w:t>10.2 Period control</w:t>
       </w:r>
     </w:p>
     <w:p>
@@ -3687,7 +3712,7 @@
         <w:pStyle w:val="Heading2"/>
       </w:pPr>
       <w:r>
-        <w:t>10.2 Six KPI tiles</w:t>
+        <w:t>10.3 Six KPI tiles</w:t>
       </w:r>
     </w:p>
     <w:p>
@@ -3719,7 +3744,7 @@
         <w:t>Estate cost</w:t>
       </w:r>
       <w:r>
-        <w:t xml:space="preserve">, </w:t>
+        <w:t xml:space="preserve"> (or the hub's cost, once a hub is selected), </w:t>
       </w:r>
       <w:r>
         <w:rPr>
@@ -3737,7 +3762,7 @@
         <w:t>vs annual target</w:t>
       </w:r>
       <w:r>
-        <w:t xml:space="preserve"> (fiscal-year-to-date net against the estate's annual net benefit target, or a prompt when none is set), and </w:t>
+        <w:t xml:space="preserve"> (fiscal-year-to-date net against the estate's — or the selected hub's own — annual net benefit target, or a prompt when none is set), and </w:t>
       </w:r>
       <w:r>
         <w:rPr>
@@ -3754,7 +3779,7 @@
         <w:pStyle w:val="Heading2"/>
       </w:pPr>
       <w:r>
-        <w:t>10.3 Operations this period</w:t>
+        <w:t>10.4 Operations this period</w:t>
       </w:r>
     </w:p>
     <w:p>
@@ -3762,7 +3787,7 @@
         <w:spacing w:after="120"/>
       </w:pPr>
       <w:r>
-        <w:t>A compact grid: Completed cases (with a trend sparkline), Completion rate, Exception rate, Cost per completed case, FTE released and Colleague hours saved — each with its change against the prior period, and a target-met dot on the four metrics that carry a target.</w:t>
+        <w:t>A compact grid, for the estate or the selected hub: Completed cases (with a trend sparkline), Completion rate, Exception rate, Cost per completed case, FTE released and Colleague hours saved — each with its change against the prior period, and a target-met dot on the three metrics that carry a target. The card title names the hub and period, e.g. "Operations this period — Risk — FY to date".</w:t>
       </w:r>
     </w:p>
     <w:p>
@@ -3770,7 +3795,7 @@
         <w:pStyle w:val="Heading2"/>
       </w:pPr>
       <w:r>
-        <w:t>10.4 Estate health</w:t>
+        <w:t>10.5 Estate health</w:t>
       </w:r>
     </w:p>
     <w:p>
@@ -3778,7 +3803,7 @@
         <w:spacing w:after="120"/>
       </w:pPr>
       <w:r>
-        <w:t>Open breach and warning counts, active digital workers out of the estate total, average utilisation, spare capacity hours, and the three worst open alert headlines.</w:t>
+        <w:t>Open breach and warning counts, active digital workers, average utilisation, spare capacity hours, and the three worst open alert headlines. Once a hub is selected this is scoped to that hub's own alerts, plus any estate-wide breach or warning — the same rule the Alerts page uses for a hub-scoped user.</w:t>
       </w:r>
     </w:p>
     <w:p>
@@ -3786,7 +3811,7 @@
         <w:pStyle w:val="Heading2"/>
       </w:pPr>
       <w:r>
-        <w:t>10.5 By hub table</w:t>
+        <w:t>10.6 By hub / By proposition table</w:t>
       </w:r>
     </w:p>
     <w:p>
@@ -3794,7 +3819,34 @@
         <w:spacing w:after="120"/>
       </w:pPr>
       <w:r>
-        <w:t>One row per hub: net benefit, fiscal-year-to-date net, attainment against that hub's annual target, completed cases, exception rate, cost per completed case, and a trend arrow against the prior period. A total row reconciles to the KPI tiles.</w:t>
+        <w:t xml:space="preserve">On the </w:t>
+      </w:r>
+      <w:r>
+        <w:rPr>
+          <w:b/>
+        </w:rPr>
+        <w:t>Estate</w:t>
+      </w:r>
+      <w:r>
+        <w:t xml:space="preserve"> view: one row per hub — net benefit, fiscal-year-to-date net, attainment against that hub's annual target, completed cases, exception rate, cost per completed case, and a trend arrow against the prior period. Once a </w:t>
+      </w:r>
+      <w:r>
+        <w:rPr>
+          <w:b/>
+        </w:rPr>
+        <w:t>hub</w:t>
+      </w:r>
+      <w:r>
+        <w:t xml:space="preserve"> is selected this table becomes </w:t>
+      </w:r>
+      <w:r>
+        <w:rPr>
+          <w:b/>
+        </w:rPr>
+        <w:t>By proposition</w:t>
+      </w:r>
+      <w:r>
+        <w:t xml:space="preserve"> instead: the same figures (minus the hub-level target column) broken down one row per proposition within that hub. A total row reconciles to the KPI tiles either way.</w:t>
       </w:r>
     </w:p>
     <w:p>
@@ -3802,7 +3854,7 @@
         <w:pStyle w:val="Heading2"/>
       </w:pPr>
       <w:r>
-        <w:t>10.6 Movers</w:t>
+        <w:t>10.7 Movers</w:t>
       </w:r>
     </w:p>
     <w:p>
@@ -3810,7 +3862,7 @@
         <w:spacing w:after="120"/>
       </w:pPr>
       <w:r>
-        <w:t>The top three processes by net benefit, and the bottom three running at a loss, each with the reason it was flagged (the same fixed rules as Value &amp; Finance's review candidates).</w:t>
+        <w:t>The top three processes by net benefit, and the bottom three running at a loss, each with the reason it was flagged (the same fixed rules as Value &amp; Finance's review candidates) — drawn only from the estate, or only from the selected hub's own processes.</w:t>
       </w:r>
     </w:p>
     <w:p>
@@ -3818,7 +3870,7 @@
         <w:pStyle w:val="Heading2"/>
       </w:pPr>
       <w:r>
-        <w:t>10.7 Briefing</w:t>
+        <w:t>10.8 Briefing</w:t>
       </w:r>
     </w:p>
     <w:p>
@@ -3826,7 +3878,7 @@
         <w:spacing w:after="120"/>
       </w:pPr>
       <w:r>
-        <w:t>Three sentences generated from the live model, alerts and reference targets: a headline (fiscal-year-to-date net benefit and its target status), the highest-priority risk (the worst open breach, or the worst process exception rate above target when nothing has breached), and a recommended action (the top loss-making process and why).</w:t>
+        <w:t>Three sentences generated from the live model, alerts and reference targets, scoped the same way as the rest of the page: a headline (fiscal-year-to-date net benefit and its target status), the highest-priority risk (the worst open breach, or the worst process exception rate above target when nothing has breached), and a recommended action (the top loss-making process and why).</w:t>
       </w:r>
     </w:p>
     <w:p>
@@ -3834,7 +3886,7 @@
         <w:pStyle w:val="Heading2"/>
       </w:pPr>
       <w:r>
-        <w:t>10.8 Print and Copy figures</w:t>
+        <w:t>10.9 Print and Copy figures</w:t>
       </w:r>
     </w:p>
     <w:p>
@@ -3857,7 +3909,7 @@
         <w:t>Copy figures</w:t>
       </w:r>
       <w:r>
-        <w:t xml:space="preserve"> copies every tile, table row and briefing sentence as tab-separated text to the clipboard, for pasting into an email or a slide.</w:t>
+        <w:t xml:space="preserve"> copies every tile, table row and briefing sentence as tab-separated text to the clipboard, headed with the selected hub and period, for pasting into an email or a slide.</w:t>
       </w:r>
     </w:p>
     <w:p>
@@ -13787,7 +13839,7 @@
         <w:spacing w:after="120"/>
       </w:pPr>
       <w:r>
-        <w:t>24 sections, 190 reviewable items.</w:t>
+        <w:t>24 sections, 191 reviewable items.</w:t>
       </w:r>
     </w:p>
     <w:sectPr>
